--- a/tillsyn/A 57296-2025 tillsynsbegäran.docx
+++ b/tillsyn/A 57296-2025 tillsynsbegäran.docx
@@ -65,7 +65,7 @@
     </w:p>
     <w:p>
       <w:r>
-        <w:t>I och inom 15 meter från avverkningsanmälan finns fynd av 16 naturvårdsarter, varav 10 är rödlistade, 8 är fridlysta, 11 är typiska (T) och 2 är signalarter (S): garnlav (VU, T), knärot (VU, T, §8), raggbock (VU, T), enkelbeckasin (NT, §4), lunglav (NT, T), skogshare (NT), sparvuggla (NT, §4), tallticka (NT, T), talltita (NT, §4), tretåig hackspett (NT, T, §4), bårdlav (S, T), vedticka (S, T), spillkråka (T, §4), timmerticka (T), tjäder (T, §4) och orre (§4). Se Figur 1.</w:t>
+        <w:t>I och inom 15 meter från avverkningsanmälan finns fynd av 17 naturvårdsarter, varav 10 är rödlistade, 8 är fridlysta, 12 är typiska (T) och 3 är signalarter (S): garnlav (VU, T), knärot (VU, T, §8), raggbock (VU, T), enkelbeckasin (NT, §4), lunglav (NT, T), skogshare (NT), sparvuggla (NT, §4), tallticka (NT, T), talltita (NT, §4), tretåig hackspett (NT, T, §4), bårdlav (S, T), norrlandslav (S, T), vedticka (S, T), spillkråka (T, §4), timmerticka (T), tjäder (T, §4) och orre (§4). Se Figur 1.</w:t>
       </w:r>
     </w:p>
     <w:p>
@@ -450,6 +450,35 @@
         <w:rPr>
           <w:b/>
         </w:rPr>
+        <w:t xml:space="preserve">Norrlandslav </w:t>
+      </w:r>
+      <w:r>
+        <w:t xml:space="preserve">indikerar söder om den naturliga norrlandsgränsen barrskogsbeklädda bergbranter eller andra ostörda skogsmiljöer med höga naturvärden. Norrlandslav är typisk art för </w:t>
+      </w:r>
+      <w:r>
+        <w:rPr>
+          <w:i/>
+        </w:rPr>
+        <w:t xml:space="preserve">9010 Taiga, 8110 Silikatrasmarker </w:t>
+      </w:r>
+      <w:r>
+        <w:t>och</w:t>
+      </w:r>
+      <w:r>
+        <w:rPr>
+          <w:i/>
+        </w:rPr>
+        <w:t xml:space="preserve"> 8120 Kalkrasmarker </w:t>
+      </w:r>
+      <w:r>
+        <w:t>(Nitare &amp; Skogsstyrelsen, 2000; SLU Artdatabanken, 2025).</w:t>
+      </w:r>
+    </w:p>
+    <w:p>
+      <w:r>
+        <w:rPr>
+          <w:b/>
+        </w:rPr>
         <w:t xml:space="preserve">Vedticka </w:t>
       </w:r>
       <w:r>
@@ -589,7 +618,7 @@
     </w:p>
     <w:p>
       <w:r>
-        <w:t>Följande typiska arter har sina livsmiljöer och växtplatser i den avverkningsanmälda skogen: garnlav (VU, T), knärot (VU, T, §8), raggbock (VU, T), lunglav (NT, T), tallticka (NT, T), tretåig hackspett (NT, T, §4), bårdlav (S, T), vedticka (S, T), spillkråka (T, §4), timmerticka (T) och tjäder (T, §4).</w:t>
+        <w:t>Följande typiska arter har sina livsmiljöer och växtplatser i den avverkningsanmälda skogen: garnlav (VU, T), knärot (VU, T, §8), raggbock (VU, T), lunglav (NT, T), tallticka (NT, T), tretåig hackspett (NT, T, §4), bårdlav (S, T), norrlandslav (S, T), vedticka (S, T), spillkråka (T, §4), timmerticka (T) och tjäder (T, §4).</w:t>
       </w:r>
     </w:p>
     <w:p>
@@ -1883,7 +1912,7 @@
     <w:r>
       <w:tab/>
       <w:tab/>
-      <w:t>2026-09-14</w:t>
+      <w:t>2026-09-15</w:t>
       <w:br/>
       <w:br/>
     </w:r>

--- a/tillsyn/A 57296-2025 tillsynsbegäran.docx
+++ b/tillsyn/A 57296-2025 tillsynsbegäran.docx
@@ -1912,7 +1912,7 @@
     <w:r>
       <w:tab/>
       <w:tab/>
-      <w:t>2026-09-15</w:t>
+      <w:t>2026-09-16</w:t>
       <w:br/>
       <w:br/>
     </w:r>

--- a/tillsyn/A 57296-2025 tillsynsbegäran.docx
+++ b/tillsyn/A 57296-2025 tillsynsbegäran.docx
@@ -1912,7 +1912,7 @@
     <w:r>
       <w:tab/>
       <w:tab/>
-      <w:t>2026-09-16</w:t>
+      <w:t>2026-09-17</w:t>
       <w:br/>
       <w:br/>
     </w:r>

--- a/tillsyn/A 57296-2025 tillsynsbegäran.docx
+++ b/tillsyn/A 57296-2025 tillsynsbegäran.docx
@@ -1912,7 +1912,7 @@
     <w:r>
       <w:tab/>
       <w:tab/>
-      <w:t>2026-09-17</w:t>
+      <w:t>2026-09-18</w:t>
       <w:br/>
       <w:br/>
     </w:r>

--- a/tillsyn/A 57296-2025 tillsynsbegäran.docx
+++ b/tillsyn/A 57296-2025 tillsynsbegäran.docx
@@ -1912,7 +1912,7 @@
     <w:r>
       <w:tab/>
       <w:tab/>
-      <w:t>2026-09-18</w:t>
+      <w:t>2026-09-19</w:t>
       <w:br/>
       <w:br/>
     </w:r>

--- a/tillsyn/A 57296-2025 tillsynsbegäran.docx
+++ b/tillsyn/A 57296-2025 tillsynsbegäran.docx
@@ -1912,7 +1912,7 @@
     <w:r>
       <w:tab/>
       <w:tab/>
-      <w:t>2026-09-19</w:t>
+      <w:t>2026-09-21</w:t>
       <w:br/>
       <w:br/>
     </w:r>

--- a/tillsyn/A 57296-2025 tillsynsbegäran.docx
+++ b/tillsyn/A 57296-2025 tillsynsbegäran.docx
@@ -1912,7 +1912,7 @@
     <w:r>
       <w:tab/>
       <w:tab/>
-      <w:t>2026-09-21</w:t>
+      <w:t>2026-09-23</w:t>
       <w:br/>
       <w:br/>
     </w:r>

--- a/tillsyn/A 57296-2025 tillsynsbegäran.docx
+++ b/tillsyn/A 57296-2025 tillsynsbegäran.docx
@@ -1912,7 +1912,7 @@
     <w:r>
       <w:tab/>
       <w:tab/>
-      <w:t>2026-09-23</w:t>
+      <w:t>2026-09-24</w:t>
       <w:br/>
       <w:br/>
     </w:r>

--- a/tillsyn/A 57296-2025 tillsynsbegäran.docx
+++ b/tillsyn/A 57296-2025 tillsynsbegäran.docx
@@ -1912,7 +1912,7 @@
     <w:r>
       <w:tab/>
       <w:tab/>
-      <w:t>2026-09-24</w:t>
+      <w:t>2026-09-25</w:t>
       <w:br/>
       <w:br/>
     </w:r>

--- a/tillsyn/A 57296-2025 tillsynsbegäran.docx
+++ b/tillsyn/A 57296-2025 tillsynsbegäran.docx
@@ -1912,7 +1912,7 @@
     <w:r>
       <w:tab/>
       <w:tab/>
-      <w:t>2026-09-25</w:t>
+      <w:t>2026-09-26</w:t>
       <w:br/>
       <w:br/>
     </w:r>

--- a/tillsyn/A 57296-2025 tillsynsbegäran.docx
+++ b/tillsyn/A 57296-2025 tillsynsbegäran.docx
@@ -1912,7 +1912,7 @@
     <w:r>
       <w:tab/>
       <w:tab/>
-      <w:t>2026-09-26</w:t>
+      <w:t>2026-09-27</w:t>
       <w:br/>
       <w:br/>
     </w:r>

--- a/tillsyn/A 57296-2025 tillsynsbegäran.docx
+++ b/tillsyn/A 57296-2025 tillsynsbegäran.docx
@@ -1912,7 +1912,7 @@
     <w:r>
       <w:tab/>
       <w:tab/>
-      <w:t>2026-09-27</w:t>
+      <w:t>2026-09-28</w:t>
       <w:br/>
       <w:br/>
     </w:r>

--- a/tillsyn/A 57296-2025 tillsynsbegäran.docx
+++ b/tillsyn/A 57296-2025 tillsynsbegäran.docx
@@ -1912,7 +1912,7 @@
     <w:r>
       <w:tab/>
       <w:tab/>
-      <w:t>2026-09-28</w:t>
+      <w:t>2026-09-29</w:t>
       <w:br/>
       <w:br/>
     </w:r>

--- a/tillsyn/A 57296-2025 tillsynsbegäran.docx
+++ b/tillsyn/A 57296-2025 tillsynsbegäran.docx
@@ -1912,7 +1912,7 @@
     <w:r>
       <w:tab/>
       <w:tab/>
-      <w:t>2026-09-29</w:t>
+      <w:t>2026-09-30</w:t>
       <w:br/>
       <w:br/>
     </w:r>

--- a/tillsyn/A 57296-2025 tillsynsbegäran.docx
+++ b/tillsyn/A 57296-2025 tillsynsbegäran.docx
@@ -1912,7 +1912,7 @@
     <w:r>
       <w:tab/>
       <w:tab/>
-      <w:t>2026-09-30</w:t>
+      <w:t>2026-10-01</w:t>
       <w:br/>
       <w:br/>
     </w:r>

--- a/tillsyn/A 57296-2025 tillsynsbegäran.docx
+++ b/tillsyn/A 57296-2025 tillsynsbegäran.docx
@@ -1912,7 +1912,7 @@
     <w:r>
       <w:tab/>
       <w:tab/>
-      <w:t>2026-10-01</w:t>
+      <w:t>2026-10-02</w:t>
       <w:br/>
       <w:br/>
     </w:r>

--- a/tillsyn/A 57296-2025 tillsynsbegäran.docx
+++ b/tillsyn/A 57296-2025 tillsynsbegäran.docx
@@ -1912,7 +1912,7 @@
     <w:r>
       <w:tab/>
       <w:tab/>
-      <w:t>2026-10-02</w:t>
+      <w:t>2026-10-03</w:t>
       <w:br/>
       <w:br/>
     </w:r>

--- a/tillsyn/A 57296-2025 tillsynsbegäran.docx
+++ b/tillsyn/A 57296-2025 tillsynsbegäran.docx
@@ -1912,7 +1912,7 @@
     <w:r>
       <w:tab/>
       <w:tab/>
-      <w:t>2026-10-03</w:t>
+      <w:t>2026-10-04</w:t>
       <w:br/>
       <w:br/>
     </w:r>

--- a/tillsyn/A 57296-2025 tillsynsbegäran.docx
+++ b/tillsyn/A 57296-2025 tillsynsbegäran.docx
@@ -1912,7 +1912,7 @@
     <w:r>
       <w:tab/>
       <w:tab/>
-      <w:t>2026-10-04</w:t>
+      <w:t>2026-10-05</w:t>
       <w:br/>
       <w:br/>
     </w:r>

--- a/tillsyn/A 57296-2025 tillsynsbegäran.docx
+++ b/tillsyn/A 57296-2025 tillsynsbegäran.docx
@@ -1912,7 +1912,7 @@
     <w:r>
       <w:tab/>
       <w:tab/>
-      <w:t>2026-10-05</w:t>
+      <w:t>2026-10-06</w:t>
       <w:br/>
       <w:br/>
     </w:r>

--- a/tillsyn/A 57296-2025 tillsynsbegäran.docx
+++ b/tillsyn/A 57296-2025 tillsynsbegäran.docx
@@ -1912,7 +1912,7 @@
     <w:r>
       <w:tab/>
       <w:tab/>
-      <w:t>2026-10-06</w:t>
+      <w:t>2026-10-07</w:t>
       <w:br/>
       <w:br/>
     </w:r>

--- a/tillsyn/A 57296-2025 tillsynsbegäran.docx
+++ b/tillsyn/A 57296-2025 tillsynsbegäran.docx
@@ -1912,7 +1912,7 @@
     <w:r>
       <w:tab/>
       <w:tab/>
-      <w:t>2026-10-07</w:t>
+      <w:t>2026-10-08</w:t>
       <w:br/>
       <w:br/>
     </w:r>

--- a/tillsyn/A 57296-2025 tillsynsbegäran.docx
+++ b/tillsyn/A 57296-2025 tillsynsbegäran.docx
@@ -1912,7 +1912,7 @@
     <w:r>
       <w:tab/>
       <w:tab/>
-      <w:t>2026-10-08</w:t>
+      <w:t>2026-10-09</w:t>
       <w:br/>
       <w:br/>
     </w:r>

--- a/tillsyn/A 57296-2025 tillsynsbegäran.docx
+++ b/tillsyn/A 57296-2025 tillsynsbegäran.docx
@@ -1912,7 +1912,7 @@
     <w:r>
       <w:tab/>
       <w:tab/>
-      <w:t>2026-10-09</w:t>
+      <w:t>2026-10-10</w:t>
       <w:br/>
       <w:br/>
     </w:r>

--- a/tillsyn/A 57296-2025 tillsynsbegäran.docx
+++ b/tillsyn/A 57296-2025 tillsynsbegäran.docx
@@ -1912,7 +1912,7 @@
     <w:r>
       <w:tab/>
       <w:tab/>
-      <w:t>2026-10-10</w:t>
+      <w:t>2026-10-11</w:t>
       <w:br/>
       <w:br/>
     </w:r>

--- a/tillsyn/A 57296-2025 tillsynsbegäran.docx
+++ b/tillsyn/A 57296-2025 tillsynsbegäran.docx
@@ -1912,7 +1912,7 @@
     <w:r>
       <w:tab/>
       <w:tab/>
-      <w:t>2026-10-11</w:t>
+      <w:t>2026-10-12</w:t>
       <w:br/>
       <w:br/>
     </w:r>

--- a/tillsyn/A 57296-2025 tillsynsbegäran.docx
+++ b/tillsyn/A 57296-2025 tillsynsbegäran.docx
@@ -1912,7 +1912,7 @@
     <w:r>
       <w:tab/>
       <w:tab/>
-      <w:t>2026-10-12</w:t>
+      <w:t>2026-10-13</w:t>
       <w:br/>
       <w:br/>
     </w:r>

--- a/tillsyn/A 57296-2025 tillsynsbegäran.docx
+++ b/tillsyn/A 57296-2025 tillsynsbegäran.docx
@@ -1912,7 +1912,7 @@
     <w:r>
       <w:tab/>
       <w:tab/>
-      <w:t>2026-10-13</w:t>
+      <w:t>2026-10-14</w:t>
       <w:br/>
       <w:br/>
     </w:r>

--- a/tillsyn/A 57296-2025 tillsynsbegäran.docx
+++ b/tillsyn/A 57296-2025 tillsynsbegäran.docx
@@ -1912,7 +1912,7 @@
     <w:r>
       <w:tab/>
       <w:tab/>
-      <w:t>2026-10-14</w:t>
+      <w:t>2026-10-15</w:t>
       <w:br/>
       <w:br/>
     </w:r>

--- a/tillsyn/A 57296-2025 tillsynsbegäran.docx
+++ b/tillsyn/A 57296-2025 tillsynsbegäran.docx
@@ -1912,7 +1912,7 @@
     <w:r>
       <w:tab/>
       <w:tab/>
-      <w:t>2026-10-15</w:t>
+      <w:t>2026-10-16</w:t>
       <w:br/>
       <w:br/>
     </w:r>

--- a/tillsyn/A 57296-2025 tillsynsbegäran.docx
+++ b/tillsyn/A 57296-2025 tillsynsbegäran.docx
@@ -1912,7 +1912,7 @@
     <w:r>
       <w:tab/>
       <w:tab/>
-      <w:t>2026-10-16</w:t>
+      <w:t>2026-10-17</w:t>
       <w:br/>
       <w:br/>
     </w:r>

--- a/tillsyn/A 57296-2025 tillsynsbegäran.docx
+++ b/tillsyn/A 57296-2025 tillsynsbegäran.docx
@@ -1912,7 +1912,7 @@
     <w:r>
       <w:tab/>
       <w:tab/>
-      <w:t>2026-10-17</w:t>
+      <w:t>2026-10-18</w:t>
       <w:br/>
       <w:br/>
     </w:r>

--- a/tillsyn/A 57296-2025 tillsynsbegäran.docx
+++ b/tillsyn/A 57296-2025 tillsynsbegäran.docx
@@ -1912,7 +1912,7 @@
     <w:r>
       <w:tab/>
       <w:tab/>
-      <w:t>2026-10-18</w:t>
+      <w:t>2026-10-19</w:t>
       <w:br/>
       <w:br/>
     </w:r>

--- a/tillsyn/A 57296-2025 tillsynsbegäran.docx
+++ b/tillsyn/A 57296-2025 tillsynsbegäran.docx
@@ -1912,7 +1912,7 @@
     <w:r>
       <w:tab/>
       <w:tab/>
-      <w:t>2026-10-19</w:t>
+      <w:t>2026-10-20</w:t>
       <w:br/>
       <w:br/>
     </w:r>

--- a/tillsyn/A 57296-2025 tillsynsbegäran.docx
+++ b/tillsyn/A 57296-2025 tillsynsbegäran.docx
@@ -1912,7 +1912,7 @@
     <w:r>
       <w:tab/>
       <w:tab/>
-      <w:t>2026-10-20</w:t>
+      <w:t>2026-10-21</w:t>
       <w:br/>
       <w:br/>
     </w:r>

--- a/tillsyn/A 57296-2025 tillsynsbegäran.docx
+++ b/tillsyn/A 57296-2025 tillsynsbegäran.docx
@@ -1912,7 +1912,7 @@
     <w:r>
       <w:tab/>
       <w:tab/>
-      <w:t>2026-10-21</w:t>
+      <w:t>2026-10-22</w:t>
       <w:br/>
       <w:br/>
     </w:r>

--- a/tillsyn/A 57296-2025 tillsynsbegäran.docx
+++ b/tillsyn/A 57296-2025 tillsynsbegäran.docx
@@ -1912,7 +1912,7 @@
     <w:r>
       <w:tab/>
       <w:tab/>
-      <w:t>2026-10-22</w:t>
+      <w:t>2026-10-23</w:t>
       <w:br/>
       <w:br/>
     </w:r>

--- a/tillsyn/A 57296-2025 tillsynsbegäran.docx
+++ b/tillsyn/A 57296-2025 tillsynsbegäran.docx
@@ -1912,7 +1912,7 @@
     <w:r>
       <w:tab/>
       <w:tab/>
-      <w:t>2026-10-23</w:t>
+      <w:t>2026-10-24</w:t>
       <w:br/>
       <w:br/>
     </w:r>

--- a/tillsyn/A 57296-2025 tillsynsbegäran.docx
+++ b/tillsyn/A 57296-2025 tillsynsbegäran.docx
@@ -1912,7 +1912,7 @@
     <w:r>
       <w:tab/>
       <w:tab/>
-      <w:t>2026-10-24</w:t>
+      <w:t>2026-10-25</w:t>
       <w:br/>
       <w:br/>
     </w:r>

--- a/tillsyn/A 57296-2025 tillsynsbegäran.docx
+++ b/tillsyn/A 57296-2025 tillsynsbegäran.docx
@@ -1912,7 +1912,7 @@
     <w:r>
       <w:tab/>
       <w:tab/>
-      <w:t>2026-10-25</w:t>
+      <w:t>2026-10-26</w:t>
       <w:br/>
       <w:br/>
     </w:r>

--- a/tillsyn/A 57296-2025 tillsynsbegäran.docx
+++ b/tillsyn/A 57296-2025 tillsynsbegäran.docx
@@ -1912,7 +1912,7 @@
     <w:r>
       <w:tab/>
       <w:tab/>
-      <w:t>2026-10-26</w:t>
+      <w:t>2026-10-27</w:t>
       <w:br/>
       <w:br/>
     </w:r>

--- a/tillsyn/A 57296-2025 tillsynsbegäran.docx
+++ b/tillsyn/A 57296-2025 tillsynsbegäran.docx
@@ -1912,7 +1912,7 @@
     <w:r>
       <w:tab/>
       <w:tab/>
-      <w:t>2026-10-27</w:t>
+      <w:t>2026-10-28</w:t>
       <w:br/>
       <w:br/>
     </w:r>

--- a/tillsyn/A 57296-2025 tillsynsbegäran.docx
+++ b/tillsyn/A 57296-2025 tillsynsbegäran.docx
@@ -1912,7 +1912,7 @@
     <w:r>
       <w:tab/>
       <w:tab/>
-      <w:t>2026-10-28</w:t>
+      <w:t>2026-10-29</w:t>
       <w:br/>
       <w:br/>
     </w:r>

--- a/tillsyn/A 57296-2025 tillsynsbegäran.docx
+++ b/tillsyn/A 57296-2025 tillsynsbegäran.docx
@@ -1912,7 +1912,7 @@
     <w:r>
       <w:tab/>
       <w:tab/>
-      <w:t>2026-10-29</w:t>
+      <w:t>2026-10-31</w:t>
       <w:br/>
       <w:br/>
     </w:r>
